--- a/write_up/drafts/2_introduction/introduction_DRAFT_2.docx
+++ b/write_up/drafts/2_introduction/introduction_DRAFT_2.docx
@@ -1,6 +1,6 @@
 
 <file path=word/document.xml><?xml version="1.0" encoding="utf-8"?>
-<w:document xmlns:wpc="http://schemas.microsoft.com/office/word/2010/wordprocessingCanvas" xmlns:cx="http://schemas.microsoft.com/office/drawing/2014/chartex" xmlns:cx1="http://schemas.microsoft.com/office/drawing/2015/9/8/chartex" xmlns:cx2="http://schemas.microsoft.com/office/drawing/2015/10/21/chartex" xmlns:cx3="http://schemas.microsoft.com/office/drawing/2016/5/9/chartex" xmlns:cx4="http://schemas.microsoft.com/office/drawing/2016/5/10/chartex" xmlns:cx5="http://schemas.microsoft.com/office/drawing/2016/5/11/chartex" xmlns:cx6="http://schemas.microsoft.com/office/drawing/2016/5/12/chartex" xmlns:cx7="http://schemas.microsoft.com/office/drawing/2016/5/13/chartex" xmlns:cx8="http://schemas.microsoft.com/office/drawing/2016/5/14/chartex" xmlns:mc="http://schemas.openxmlformats.org/markup-compatibility/2006" xmlns:m="http://schemas.openxmlformats.org/officeDocument/2006/math" xmlns:aink="http://schemas.microsoft.com/office/drawing/2016/ink" xmlns:am3d="http://schemas.microsoft.com/office/drawing/2017/model3d" xmlns:oel="http://schemas.microsoft.com/office/2019/extlst" xmlns:r="http://schemas.openxmlformats.org/officeDocument/2006/relationships" xmlns:wp14="http://schemas.microsoft.com/office/word/2010/wordprocessingDrawing" xmlns:wp="http://schemas.openxmlformats.org/drawingml/2006/wordprocessingDrawing" xmlns:wpg="http://schemas.microsoft.com/office/word/2010/wordprocessingGroup" xmlns:wpi="http://schemas.microsoft.com/office/word/2010/wordprocessingInk" xmlns:wps="http://schemas.microsoft.com/office/word/2010/wordprocessingShape" xmlns:o="urn:schemas-microsoft-com:office:office" xmlns:v="urn:schemas-microsoft-com:vml" xmlns:w10="urn:schemas-microsoft-com:office:word" xmlns:w="http://schemas.openxmlformats.org/wordprocessingml/2006/main" xmlns:w14="http://schemas.microsoft.com/office/word/2010/wordml" xmlns:w15="http://schemas.microsoft.com/office/word/2012/wordml" xmlns:w16cex="http://schemas.microsoft.com/office/word/2018/wordml/cex" xmlns:w16cid="http://schemas.microsoft.com/office/word/2016/wordml/cid" xmlns:w16="http://schemas.microsoft.com/office/word/2018/wordml" xmlns:w16sdtdh="http://schemas.microsoft.com/office/word/2020/wordml/sdtdatahash" xmlns:w16sdtfl="http://schemas.microsoft.com/office/word/2024/wordml/sdtformatlock" xmlns:w16se="http://schemas.microsoft.com/office/word/2015/wordml/symex" xmlns:w16du="http://schemas.microsoft.com/office/word/2023/wordml/word16du" xmlns:wne="http://schemas.microsoft.com/office/word/2006/wordml" mc:Ignorable="w14 w15 w16se w16cid w16 w16cex w16sdtdh w16sdtfl w16du wp14">
+<w:document xmlns:wpc="http://schemas.microsoft.com/office/word/2010/wordprocessingCanvas" xmlns:cx="http://schemas.microsoft.com/office/drawing/2014/chartex" xmlns:cx1="http://schemas.microsoft.com/office/drawing/2015/9/8/chartex" xmlns:cx2="http://schemas.microsoft.com/office/drawing/2015/10/21/chartex" xmlns:cx3="http://schemas.microsoft.com/office/drawing/2016/5/9/chartex" xmlns:cx4="http://schemas.microsoft.com/office/drawing/2016/5/10/chartex" xmlns:cx5="http://schemas.microsoft.com/office/drawing/2016/5/11/chartex" xmlns:cx6="http://schemas.microsoft.com/office/drawing/2016/5/12/chartex" xmlns:cx7="http://schemas.microsoft.com/office/drawing/2016/5/13/chartex" xmlns:cx8="http://schemas.microsoft.com/office/drawing/2016/5/14/chartex" xmlns:mc="http://schemas.openxmlformats.org/markup-compatibility/2006" xmlns:m="http://schemas.openxmlformats.org/officeDocument/2006/math" xmlns:aink="http://schemas.microsoft.com/office/drawing/2016/ink" xmlns:am3d="http://schemas.microsoft.com/office/drawing/2017/model3d" xmlns:oel="http://schemas.microsoft.com/office/2019/extlst" xmlns:r="http://schemas.openxmlformats.org/officeDocument/2006/relationships" xmlns:wp14="http://schemas.microsoft.com/office/word/2010/wordprocessingDrawing" xmlns:wp="http://schemas.openxmlformats.org/drawingml/2006/wordprocessingDrawing" xmlns:wpg="http://schemas.microsoft.com/office/word/2010/wordprocessingGroup" xmlns:wpi="http://schemas.microsoft.com/office/word/2010/wordprocessingInk" xmlns:wps="http://schemas.microsoft.com/office/word/2010/wordprocessingShape" xmlns:o="urn:schemas-microsoft-com:office:office" xmlns:v="urn:schemas-microsoft-com:vml" xmlns:w10="urn:schemas-microsoft-com:office:word" xmlns:w="http://schemas.openxmlformats.org/wordprocessingml/2006/main" xmlns:w14="http://schemas.microsoft.com/office/word/2010/wordml" xmlns:w15="http://schemas.microsoft.com/office/word/2012/wordml" xmlns:w16cei="http://schemas.microsoft.com/office/word/2026/wordml/cei" xmlns:w16cex="http://schemas.microsoft.com/office/word/2018/wordml/cex" xmlns:w16cid="http://schemas.microsoft.com/office/word/2016/wordml/cid" xmlns:w16="http://schemas.microsoft.com/office/word/2018/wordml" xmlns:w16sdtdh="http://schemas.microsoft.com/office/word/2020/wordml/sdtdatahash" xmlns:w16sdtfl="http://schemas.microsoft.com/office/word/2024/wordml/sdtformatlock" xmlns:w16se="http://schemas.microsoft.com/office/word/2015/wordml/symex" xmlns:w16du="http://schemas.microsoft.com/office/word/2023/wordml/word16du" xmlns:wne="http://schemas.microsoft.com/office/word/2006/wordml" mc:Ignorable="w14 w15 w16se w16cid w16 w16cex w16sdtdh w16sdtfl w16du wp14">
   <w:body>
     <w:p>
       <w:pPr>
@@ -47,10 +47,7 @@
         <w:t xml:space="preserve"> </w:t>
       </w:r>
       <w:r>
-        <w:t>The airway epithelial barrier</w:t>
-      </w:r>
-      <w:r>
-        <w:t xml:space="preserve"> </w:t>
+        <w:t xml:space="preserve">The airway epithelial barrier </w:t>
       </w:r>
       <w:r>
         <w:t xml:space="preserve">(AEB) </w:t>
@@ -67,10 +64,7 @@
         </w:r>
       </w:hyperlink>
       <w:r>
-        <w:t xml:space="preserve">). </w:t>
-      </w:r>
-      <w:r>
-        <w:t>The barrier consists of [state variety of cells] and is in consistent communication with immune cells [such as].</w:t>
+        <w:t>). The barrier consists of [state variety of cells] and is in consistent communication with immune cells [such as].</w:t>
       </w:r>
       <w:r>
         <w:t xml:space="preserve"> </w:t>
@@ -103,19 +97,7 @@
           <w:rPr>
             <w:rStyle w:val="Hyperlink"/>
           </w:rPr>
-          <w:t>https://link.springer.com/article/10.1007/s11033-023-086</w:t>
-        </w:r>
-        <w:r>
-          <w:rPr>
-            <w:rStyle w:val="Hyperlink"/>
-          </w:rPr>
-          <w:t>2</w:t>
-        </w:r>
-        <w:r>
-          <w:rPr>
-            <w:rStyle w:val="Hyperlink"/>
-          </w:rPr>
-          <w:t>4-w</w:t>
+          <w:t>https://link.springer.com/article/10.1007/s11033-023-08624-w</w:t>
         </w:r>
       </w:hyperlink>
       <w:r>
@@ -226,13 +208,7 @@
         <w:t xml:space="preserve"> </w:t>
       </w:r>
       <w:r>
-        <w:t>This cargo consists of various biomolecules including microRNAs (miRNAs),</w:t>
-      </w:r>
-      <w:r>
-        <w:t xml:space="preserve"> </w:t>
-      </w:r>
-      <w:r>
-        <w:t>small non-coding RNAs, approximately 18-30nt, that exercise gene silencing through post-transcriptional degradation of mRNAs (</w:t>
+        <w:t>This cargo consists of various biomolecules including microRNAs (miRNAs), small non-coding RNAs, approximately 18-30nt, that exercise gene silencing through post-transcriptional degradation of mRNAs (</w:t>
       </w:r>
       <w:hyperlink r:id="rId12" w:history="1">
         <w:r>
@@ -249,13 +225,7 @@
         <w:t xml:space="preserve"> </w:t>
       </w:r>
       <w:r>
-        <w:t>Lung epithelial cells readily generate EVs during lung inflammation, which can be commonly triggered through allergen exposure</w:t>
-      </w:r>
-      <w:r>
-        <w:t xml:space="preserve">. </w:t>
-      </w:r>
-      <w:r>
-        <w:t>(</w:t>
+        <w:t>Lung epithelial cells readily generate EVs during lung inflammation, which can be commonly triggered through allergen exposure. (</w:t>
       </w:r>
       <w:hyperlink r:id="rId13" w:history="1">
         <w:r>
@@ -277,22 +247,10 @@
         </w:r>
       </w:hyperlink>
       <w:r>
-        <w:t>).</w:t>
-      </w:r>
-      <w:r>
-        <w:t xml:space="preserve"> Common allergens include house dust mite (HDM), dog allergens and protease enzyme allergens, found in many household cleaning products. </w:t>
-      </w:r>
-      <w:r>
-        <w:t>EV miRNA cargo</w:t>
-      </w:r>
-      <w:r>
-        <w:t xml:space="preserve"> </w:t>
-      </w:r>
-      <w:r>
-        <w:t xml:space="preserve">can change upon allergen exposure and between healthy individuals and respiratory disease sufferers </w:t>
-      </w:r>
-      <w:r>
-        <w:t>(</w:t>
+        <w:t xml:space="preserve">). Common allergens include house dust mite (HDM), dog allergens and protease enzyme allergens, found in many household cleaning products. EV miRNA cargo </w:t>
+      </w:r>
+      <w:r>
+        <w:t>can change upon allergen exposure and between healthy individuals and respiratory disease sufferers (</w:t>
       </w:r>
       <w:hyperlink r:id="rId15" w:history="1">
         <w:r>
@@ -337,13 +295,7 @@
         <w:t>proven to be a valuable tool</w:t>
       </w:r>
       <w:r>
-        <w:t>, alongside optimised s</w:t>
-      </w:r>
-      <w:r>
-        <w:t>mall RNA sequencing technologies</w:t>
-      </w:r>
-      <w:r>
-        <w:t>, to quantify the expression levels of miRNAs inside EVs</w:t>
+        <w:t>, alongside optimised small RNA sequencing technologies, to quantify the expression levels of miRNAs inside EVs</w:t>
       </w:r>
       <w:r>
         <w:t xml:space="preserve">, enabling differential expression analysis and subsequently pathway enrichment analysis. </w:t>
@@ -355,10 +307,7 @@
         <w:t xml:space="preserve"> many methods</w:t>
       </w:r>
       <w:r>
-        <w:t xml:space="preserve"> </w:t>
-      </w:r>
-      <w:r>
-        <w:t>(e.g., target gene-level and miRNA-level approaches)</w:t>
+        <w:t xml:space="preserve"> (e.g., target gene-level and miRNA-level approaches)</w:t>
       </w:r>
       <w:r>
         <w:t xml:space="preserve"> and databases</w:t>
@@ -553,10 +502,7 @@
         <w:t>® pipeline</w:t>
       </w:r>
       <w:r>
-        <w:t>)</w:t>
-      </w:r>
-      <w:r>
-        <w:t xml:space="preserve"> </w:t>
+        <w:t xml:space="preserve">) </w:t>
       </w:r>
       <w:r>
         <w:t xml:space="preserve">was recruited </w:t>
@@ -615,34 +561,22 @@
         </w:rPr>
       </w:pPr>
       <w:r>
-        <w:t>This study perform</w:t>
-      </w:r>
-      <w:r>
-        <w:t>s</w:t>
-      </w:r>
-      <w:r>
-        <w:t xml:space="preserve"> transcriptomics on data previously acquired and analysed in [GH and WB., et al]</w:t>
-      </w:r>
-      <w:r>
-        <w:t xml:space="preserve">. Whereas the previous analyses employed monetised service providers to conduct transcriptomics, this study </w:t>
-      </w:r>
-      <w:r>
-        <w:t xml:space="preserve">uses </w:t>
+        <w:t xml:space="preserve">This study performs transcriptomics on data previously acquired and analysed in [GH and WB., et al]. Whereas the previous analyses employed monetised service providers to conduct transcriptomics, this study uses </w:t>
       </w:r>
       <w:r>
         <w:t xml:space="preserve">exclusively </w:t>
       </w:r>
       <w:r>
-        <w:t>non-monetised software</w:t>
-      </w:r>
-      <w:r>
-        <w:t>.</w:t>
+        <w:t>non-monetised software.</w:t>
       </w:r>
       <w:r>
         <w:t xml:space="preserve"> </w:t>
       </w:r>
       <w:r>
         <w:t xml:space="preserve">Transcriptomic analysis involved </w:t>
+      </w:r>
+      <w:r>
+        <w:t xml:space="preserve">evaluating the quality of the raw sequencing data, </w:t>
       </w:r>
       <w:r>
         <w:t>categoris</w:t>
@@ -809,7 +743,7 @@
           <w:color w:val="000000"/>
           <w:lang w:eastAsia="en-GB"/>
         </w:rPr>
-        <w:t xml:space="preserve">DE and pathway analysis results obtained </w:t>
+        <w:t xml:space="preserve">DE and pathway analysis results obtained by the service providers during the initial studies was used to validate this analysis pipeline; external results were </w:t>
       </w:r>
       <w:r>
         <w:rPr>
@@ -817,7 +751,7 @@
           <w:color w:val="000000"/>
           <w:lang w:eastAsia="en-GB"/>
         </w:rPr>
-        <w:t>by the service providers</w:t>
+        <w:t xml:space="preserve">only </w:t>
       </w:r>
       <w:r>
         <w:rPr>
@@ -825,7 +759,7 @@
           <w:color w:val="000000"/>
           <w:lang w:eastAsia="en-GB"/>
         </w:rPr>
-        <w:t xml:space="preserve"> during the initial studies was used to validate </w:t>
+        <w:t>made available after this analysis was complete.</w:t>
       </w:r>
       <w:r>
         <w:rPr>
@@ -833,7 +767,7 @@
           <w:color w:val="000000"/>
           <w:lang w:eastAsia="en-GB"/>
         </w:rPr>
-        <w:t>this analysis pipeline</w:t>
+        <w:t xml:space="preserve"> This work </w:t>
       </w:r>
       <w:r>
         <w:rPr>
@@ -841,7 +775,7 @@
           <w:color w:val="000000"/>
           <w:lang w:eastAsia="en-GB"/>
         </w:rPr>
-        <w:t xml:space="preserve">; external results were </w:t>
+        <w:t>offers</w:t>
       </w:r>
       <w:r>
         <w:rPr>
@@ -849,7 +783,7 @@
           <w:color w:val="000000"/>
           <w:lang w:eastAsia="en-GB"/>
         </w:rPr>
-        <w:t xml:space="preserve">only </w:t>
+        <w:t xml:space="preserve"> a</w:t>
       </w:r>
       <w:r>
         <w:rPr>
@@ -857,7 +791,7 @@
           <w:color w:val="000000"/>
           <w:lang w:eastAsia="en-GB"/>
         </w:rPr>
-        <w:t>made available after this analysis was complete.</w:t>
+        <w:t xml:space="preserve">n alternative, non-proprietary and non-monetised </w:t>
       </w:r>
       <w:r>
         <w:rPr>
@@ -865,7 +799,7 @@
           <w:color w:val="000000"/>
           <w:lang w:eastAsia="en-GB"/>
         </w:rPr>
-        <w:t xml:space="preserve"> </w:t>
+        <w:t>pipeline</w:t>
       </w:r>
       <w:r>
         <w:rPr>
@@ -873,7 +807,7 @@
           <w:color w:val="000000"/>
           <w:lang w:eastAsia="en-GB"/>
         </w:rPr>
-        <w:t xml:space="preserve">This work </w:t>
+        <w:t xml:space="preserve"> for DE miRNA analysis and</w:t>
       </w:r>
       <w:r>
         <w:rPr>
@@ -881,7 +815,7 @@
           <w:color w:val="000000"/>
           <w:lang w:eastAsia="en-GB"/>
         </w:rPr>
-        <w:t>offers</w:t>
+        <w:t xml:space="preserve"> </w:t>
       </w:r>
       <w:r>
         <w:rPr>
@@ -889,7 +823,7 @@
           <w:color w:val="000000"/>
           <w:lang w:eastAsia="en-GB"/>
         </w:rPr>
-        <w:t xml:space="preserve"> a</w:t>
+        <w:t>puts forward experimental</w:t>
       </w:r>
       <w:r>
         <w:rPr>
@@ -897,7 +831,7 @@
           <w:color w:val="000000"/>
           <w:lang w:eastAsia="en-GB"/>
         </w:rPr>
-        <w:t xml:space="preserve">n alternative, non-proprietary and non-monetised </w:t>
+        <w:t xml:space="preserve"> design</w:t>
       </w:r>
       <w:r>
         <w:rPr>
@@ -905,7 +839,7 @@
           <w:color w:val="000000"/>
           <w:lang w:eastAsia="en-GB"/>
         </w:rPr>
-        <w:t>pipeline</w:t>
+        <w:t xml:space="preserve"> </w:t>
       </w:r>
       <w:r>
         <w:rPr>
@@ -913,39 +847,8 @@
           <w:color w:val="000000"/>
           <w:lang w:eastAsia="en-GB"/>
         </w:rPr>
-        <w:t xml:space="preserve"> for DE miRNA analysis and</w:t>
-      </w:r>
-      <w:r>
-        <w:rPr>
-          <w:rFonts w:ascii="Aptos" w:eastAsia="Times New Roman" w:hAnsi="Aptos" w:cs="Calibri"/>
-          <w:color w:val="000000"/>
-          <w:lang w:eastAsia="en-GB"/>
-        </w:rPr>
-        <w:t xml:space="preserve"> </w:t>
-      </w:r>
-      <w:r>
-        <w:rPr>
-          <w:rFonts w:ascii="Aptos" w:eastAsia="Times New Roman" w:hAnsi="Aptos" w:cs="Calibri"/>
-          <w:color w:val="000000"/>
-          <w:lang w:eastAsia="en-GB"/>
-        </w:rPr>
-        <w:t>puts forward experimental</w:t>
-      </w:r>
-      <w:r>
-        <w:rPr>
-          <w:rFonts w:ascii="Aptos" w:eastAsia="Times New Roman" w:hAnsi="Aptos" w:cs="Calibri"/>
-          <w:color w:val="000000"/>
-          <w:lang w:eastAsia="en-GB"/>
-        </w:rPr>
-        <w:t xml:space="preserve"> design</w:t>
-      </w:r>
-      <w:r>
-        <w:rPr>
-          <w:rFonts w:ascii="Aptos" w:eastAsia="Times New Roman" w:hAnsi="Aptos" w:cs="Calibri"/>
-          <w:color w:val="000000"/>
-          <w:lang w:eastAsia="en-GB"/>
-        </w:rPr>
-        <w:t xml:space="preserve"> advisements to be used to optimise </w:t>
+        <w:lastRenderedPageBreak/>
+        <w:t xml:space="preserve">advisements to be used to optimise </w:t>
       </w:r>
       <w:r>
         <w:rPr>
@@ -1033,7 +936,7 @@
 </file>
 
 <file path=word/numbering.xml><?xml version="1.0" encoding="utf-8"?>
-<w:numbering xmlns:wpc="http://schemas.microsoft.com/office/word/2010/wordprocessingCanvas" xmlns:cx="http://schemas.microsoft.com/office/drawing/2014/chartex" xmlns:cx1="http://schemas.microsoft.com/office/drawing/2015/9/8/chartex" xmlns:cx2="http://schemas.microsoft.com/office/drawing/2015/10/21/chartex" xmlns:cx3="http://schemas.microsoft.com/office/drawing/2016/5/9/chartex" xmlns:cx4="http://schemas.microsoft.com/office/drawing/2016/5/10/chartex" xmlns:cx5="http://schemas.microsoft.com/office/drawing/2016/5/11/chartex" xmlns:cx6="http://schemas.microsoft.com/office/drawing/2016/5/12/chartex" xmlns:cx7="http://schemas.microsoft.com/office/drawing/2016/5/13/chartex" xmlns:cx8="http://schemas.microsoft.com/office/drawing/2016/5/14/chartex" xmlns:mc="http://schemas.openxmlformats.org/markup-compatibility/2006" xmlns:m="http://schemas.openxmlformats.org/officeDocument/2006/math" xmlns:aink="http://schemas.microsoft.com/office/drawing/2016/ink" xmlns:am3d="http://schemas.microsoft.com/office/drawing/2017/model3d" xmlns:oel="http://schemas.microsoft.com/office/2019/extlst" xmlns:r="http://schemas.openxmlformats.org/officeDocument/2006/relationships" xmlns:wp14="http://schemas.microsoft.com/office/word/2010/wordprocessingDrawing" xmlns:wp="http://schemas.openxmlformats.org/drawingml/2006/wordprocessingDrawing" xmlns:wpg="http://schemas.microsoft.com/office/word/2010/wordprocessingGroup" xmlns:wpi="http://schemas.microsoft.com/office/word/2010/wordprocessingInk" xmlns:wps="http://schemas.microsoft.com/office/word/2010/wordprocessingShape" xmlns:o="urn:schemas-microsoft-com:office:office" xmlns:v="urn:schemas-microsoft-com:vml" xmlns:w10="urn:schemas-microsoft-com:office:word" xmlns:w="http://schemas.openxmlformats.org/wordprocessingml/2006/main" xmlns:w14="http://schemas.microsoft.com/office/word/2010/wordml" xmlns:w15="http://schemas.microsoft.com/office/word/2012/wordml" xmlns:w16cex="http://schemas.microsoft.com/office/word/2018/wordml/cex" xmlns:w16cid="http://schemas.microsoft.com/office/word/2016/wordml/cid" xmlns:w16="http://schemas.microsoft.com/office/word/2018/wordml" xmlns:w16sdtdh="http://schemas.microsoft.com/office/word/2020/wordml/sdtdatahash" xmlns:w16sdtfl="http://schemas.microsoft.com/office/word/2024/wordml/sdtformatlock" xmlns:w16se="http://schemas.microsoft.com/office/word/2015/wordml/symex" xmlns:w16du="http://schemas.microsoft.com/office/word/2023/wordml/word16du" xmlns:wne="http://schemas.microsoft.com/office/word/2006/wordml" mc:Ignorable="w14 w15 w16se w16cid w16 w16cex w16sdtdh w16sdtfl w16du wp14">
+<w:numbering xmlns:wpc="http://schemas.microsoft.com/office/word/2010/wordprocessingCanvas" xmlns:cx="http://schemas.microsoft.com/office/drawing/2014/chartex" xmlns:cx1="http://schemas.microsoft.com/office/drawing/2015/9/8/chartex" xmlns:cx2="http://schemas.microsoft.com/office/drawing/2015/10/21/chartex" xmlns:cx3="http://schemas.microsoft.com/office/drawing/2016/5/9/chartex" xmlns:cx4="http://schemas.microsoft.com/office/drawing/2016/5/10/chartex" xmlns:cx5="http://schemas.microsoft.com/office/drawing/2016/5/11/chartex" xmlns:cx6="http://schemas.microsoft.com/office/drawing/2016/5/12/chartex" xmlns:cx7="http://schemas.microsoft.com/office/drawing/2016/5/13/chartex" xmlns:cx8="http://schemas.microsoft.com/office/drawing/2016/5/14/chartex" xmlns:mc="http://schemas.openxmlformats.org/markup-compatibility/2006" xmlns:m="http://schemas.openxmlformats.org/officeDocument/2006/math" xmlns:aink="http://schemas.microsoft.com/office/drawing/2016/ink" xmlns:am3d="http://schemas.microsoft.com/office/drawing/2017/model3d" xmlns:oel="http://schemas.microsoft.com/office/2019/extlst" xmlns:r="http://schemas.openxmlformats.org/officeDocument/2006/relationships" xmlns:wp14="http://schemas.microsoft.com/office/word/2010/wordprocessingDrawing" xmlns:wp="http://schemas.openxmlformats.org/drawingml/2006/wordprocessingDrawing" xmlns:wpg="http://schemas.microsoft.com/office/word/2010/wordprocessingGroup" xmlns:wpi="http://schemas.microsoft.com/office/word/2010/wordprocessingInk" xmlns:wps="http://schemas.microsoft.com/office/word/2010/wordprocessingShape" xmlns:o="urn:schemas-microsoft-com:office:office" xmlns:v="urn:schemas-microsoft-com:vml" xmlns:w10="urn:schemas-microsoft-com:office:word" xmlns:w="http://schemas.openxmlformats.org/wordprocessingml/2006/main" xmlns:w14="http://schemas.microsoft.com/office/word/2010/wordml" xmlns:w15="http://schemas.microsoft.com/office/word/2012/wordml" xmlns:w16cei="http://schemas.microsoft.com/office/word/2026/wordml/cei" xmlns:w16cex="http://schemas.microsoft.com/office/word/2018/wordml/cex" xmlns:w16cid="http://schemas.microsoft.com/office/word/2016/wordml/cid" xmlns:w16="http://schemas.microsoft.com/office/word/2018/wordml" xmlns:w16sdtdh="http://schemas.microsoft.com/office/word/2020/wordml/sdtdatahash" xmlns:w16sdtfl="http://schemas.microsoft.com/office/word/2024/wordml/sdtformatlock" xmlns:w16se="http://schemas.microsoft.com/office/word/2015/wordml/symex" xmlns:w16du="http://schemas.microsoft.com/office/word/2023/wordml/word16du" xmlns:wne="http://schemas.microsoft.com/office/word/2006/wordml" mc:Ignorable="w14 w15 w16se w16cid w16 w16cex w16sdtdh w16sdtfl w16du wp14">
   <w:abstractNum w:abstractNumId="0" w15:restartNumberingAfterBreak="0">
     <w:nsid w:val="0350554E"/>
     <w:multiLevelType w:val="hybridMultilevel"/>

--- a/write_up/drafts/2_introduction/introduction_DRAFT_2.docx
+++ b/write_up/drafts/2_introduction/introduction_DRAFT_2.docx
@@ -567,7 +567,13 @@
         <w:t xml:space="preserve">exclusively </w:t>
       </w:r>
       <w:r>
-        <w:t>non-monetised software.</w:t>
+        <w:t>non-monetised</w:t>
+      </w:r>
+      <w:r>
+        <w:t>, open-source</w:t>
+      </w:r>
+      <w:r>
+        <w:t xml:space="preserve"> software.</w:t>
       </w:r>
       <w:r>
         <w:t xml:space="preserve"> </w:t>
@@ -743,7 +749,7 @@
           <w:color w:val="000000"/>
           <w:lang w:eastAsia="en-GB"/>
         </w:rPr>
-        <w:t xml:space="preserve">DE and pathway analysis results obtained by the service providers during the initial studies was used to validate this analysis pipeline; external results were </w:t>
+        <w:t xml:space="preserve">This work </w:t>
       </w:r>
       <w:r>
         <w:rPr>
@@ -751,7 +757,7 @@
           <w:color w:val="000000"/>
           <w:lang w:eastAsia="en-GB"/>
         </w:rPr>
-        <w:t xml:space="preserve">only </w:t>
+        <w:t>offers</w:t>
       </w:r>
       <w:r>
         <w:rPr>
@@ -759,7 +765,7 @@
           <w:color w:val="000000"/>
           <w:lang w:eastAsia="en-GB"/>
         </w:rPr>
-        <w:t>made available after this analysis was complete.</w:t>
+        <w:t xml:space="preserve"> a</w:t>
       </w:r>
       <w:r>
         <w:rPr>
@@ -767,7 +773,7 @@
           <w:color w:val="000000"/>
           <w:lang w:eastAsia="en-GB"/>
         </w:rPr>
-        <w:t xml:space="preserve"> This work </w:t>
+        <w:t xml:space="preserve">n alternative, non-proprietary and non-monetised </w:t>
       </w:r>
       <w:r>
         <w:rPr>
@@ -775,7 +781,7 @@
           <w:color w:val="000000"/>
           <w:lang w:eastAsia="en-GB"/>
         </w:rPr>
-        <w:t>offers</w:t>
+        <w:t>pipeline</w:t>
       </w:r>
       <w:r>
         <w:rPr>
@@ -783,7 +789,7 @@
           <w:color w:val="000000"/>
           <w:lang w:eastAsia="en-GB"/>
         </w:rPr>
-        <w:t xml:space="preserve"> a</w:t>
+        <w:t xml:space="preserve"> for DE miRNA analysis and</w:t>
       </w:r>
       <w:r>
         <w:rPr>
@@ -791,7 +797,7 @@
           <w:color w:val="000000"/>
           <w:lang w:eastAsia="en-GB"/>
         </w:rPr>
-        <w:t xml:space="preserve">n alternative, non-proprietary and non-monetised </w:t>
+        <w:t xml:space="preserve"> </w:t>
       </w:r>
       <w:r>
         <w:rPr>
@@ -799,7 +805,7 @@
           <w:color w:val="000000"/>
           <w:lang w:eastAsia="en-GB"/>
         </w:rPr>
-        <w:t>pipeline</w:t>
+        <w:t>puts forward experimental</w:t>
       </w:r>
       <w:r>
         <w:rPr>
@@ -807,7 +813,7 @@
           <w:color w:val="000000"/>
           <w:lang w:eastAsia="en-GB"/>
         </w:rPr>
-        <w:t xml:space="preserve"> for DE miRNA analysis and</w:t>
+        <w:t xml:space="preserve"> design</w:t>
       </w:r>
       <w:r>
         <w:rPr>
@@ -815,7 +821,7 @@
           <w:color w:val="000000"/>
           <w:lang w:eastAsia="en-GB"/>
         </w:rPr>
-        <w:t xml:space="preserve"> </w:t>
+        <w:t xml:space="preserve"> advisements to be used to optimise </w:t>
       </w:r>
       <w:r>
         <w:rPr>
@@ -823,7 +829,7 @@
           <w:color w:val="000000"/>
           <w:lang w:eastAsia="en-GB"/>
         </w:rPr>
-        <w:t>puts forward experimental</w:t>
+        <w:t xml:space="preserve">the transcriptomics component </w:t>
       </w:r>
       <w:r>
         <w:rPr>
@@ -831,7 +837,7 @@
           <w:color w:val="000000"/>
           <w:lang w:eastAsia="en-GB"/>
         </w:rPr>
-        <w:t xml:space="preserve"> design</w:t>
+        <w:t>of</w:t>
       </w:r>
       <w:r>
         <w:rPr>
@@ -847,8 +853,7 @@
           <w:color w:val="000000"/>
           <w:lang w:eastAsia="en-GB"/>
         </w:rPr>
-        <w:lastRenderedPageBreak/>
-        <w:t xml:space="preserve">advisements to be used to optimise </w:t>
+        <w:t xml:space="preserve">future </w:t>
       </w:r>
       <w:r>
         <w:rPr>
@@ -856,7 +861,7 @@
           <w:color w:val="000000"/>
           <w:lang w:eastAsia="en-GB"/>
         </w:rPr>
-        <w:t xml:space="preserve">the transcriptomics component for </w:t>
+        <w:t xml:space="preserve">similar </w:t>
       </w:r>
       <w:r>
         <w:rPr>
@@ -864,15 +869,7 @@
           <w:color w:val="000000"/>
           <w:lang w:eastAsia="en-GB"/>
         </w:rPr>
-        <w:t xml:space="preserve">future iterations of </w:t>
-      </w:r>
-      <w:r>
-        <w:rPr>
-          <w:rFonts w:ascii="Aptos" w:eastAsia="Times New Roman" w:hAnsi="Aptos" w:cs="Calibri"/>
-          <w:color w:val="000000"/>
-          <w:lang w:eastAsia="en-GB"/>
-        </w:rPr>
-        <w:t>similar allergen studies.</w:t>
+        <w:t>allergen studies.</w:t>
       </w:r>
     </w:p>
     <w:p>
@@ -921,6 +918,34 @@
     <w:p>
       <w:r>
         <w:t>This study uses non-monetised software to perform transcriptomics on data previously acquired and analysed in [GH and WB., et al] in parallel with the service providers defined in the respective studies.</w:t>
+      </w:r>
+    </w:p>
+    <w:p>
+      <w:r>
+        <w:t>DE and pathway analysis results obtained by the service providers during the initial studies was used to validate this analysis pipeline; external results were only made available after this analysis was complete.</w:t>
+      </w:r>
+      <w:r>
+        <w:t xml:space="preserve"> </w:t>
+      </w:r>
+      <w:r>
+        <w:sym w:font="Wingdings" w:char="F0E0"/>
+      </w:r>
+      <w:r>
+        <w:t xml:space="preserve"> </w:t>
+      </w:r>
+      <w:r>
+        <w:rPr>
+          <w:b/>
+          <w:bCs/>
+        </w:rPr>
+        <w:t xml:space="preserve">was in paragraph 4. </w:t>
+      </w:r>
+      <w:r>
+        <w:rPr>
+          <w:b/>
+          <w:bCs/>
+        </w:rPr>
+        <w:t>I’ve removed this so I don’t have to treat it as a validation which would require a dedicated results section that I haven’t written</w:t>
       </w:r>
     </w:p>
     <w:p/>

--- a/write_up/drafts/2_introduction/introduction_DRAFT_2.docx
+++ b/write_up/drafts/2_introduction/introduction_DRAFT_2.docx
@@ -821,7 +821,23 @@
           <w:color w:val="000000"/>
           <w:lang w:eastAsia="en-GB"/>
         </w:rPr>
-        <w:t xml:space="preserve"> advisements to be used to optimise </w:t>
+        <w:t xml:space="preserve"> </w:t>
+      </w:r>
+      <w:r>
+        <w:rPr>
+          <w:rFonts w:ascii="Aptos" w:eastAsia="Times New Roman" w:hAnsi="Aptos" w:cs="Calibri"/>
+          <w:color w:val="000000"/>
+          <w:lang w:eastAsia="en-GB"/>
+        </w:rPr>
+        <w:t>recommendations</w:t>
+      </w:r>
+      <w:r>
+        <w:rPr>
+          <w:rFonts w:ascii="Aptos" w:eastAsia="Times New Roman" w:hAnsi="Aptos" w:cs="Calibri"/>
+          <w:color w:val="000000"/>
+          <w:lang w:eastAsia="en-GB"/>
+        </w:rPr>
+        <w:t xml:space="preserve"> to optimise </w:t>
       </w:r>
       <w:r>
         <w:rPr>

--- a/write_up/drafts/2_introduction/introduction_DRAFT_2.docx
+++ b/write_up/drafts/2_introduction/introduction_DRAFT_2.docx
@@ -561,16 +561,25 @@
         </w:rPr>
       </w:pPr>
       <w:r>
-        <w:t xml:space="preserve">This study performs transcriptomics on data previously acquired and analysed in [GH and WB., et al]. Whereas the previous analyses employed monetised service providers to conduct transcriptomics, this study uses </w:t>
+        <w:t xml:space="preserve">This study performs transcriptomics on data previously acquired and analysed in [GH and WB., et al]. Whereas the previous analyses employed </w:t>
+      </w:r>
+      <w:r>
+        <w:t>commercial services and platforms</w:t>
+      </w:r>
+      <w:r>
+        <w:t xml:space="preserve"> to conduct transcriptomics, this study uses </w:t>
       </w:r>
       <w:r>
         <w:t xml:space="preserve">exclusively </w:t>
       </w:r>
       <w:r>
-        <w:t>non-monetised</w:t>
-      </w:r>
-      <w:r>
-        <w:t>, open-source</w:t>
+        <w:t>open-source and</w:t>
+      </w:r>
+      <w:r>
+        <w:t xml:space="preserve"> open-</w:t>
+      </w:r>
+      <w:r>
+        <w:t>access</w:t>
       </w:r>
       <w:r>
         <w:t xml:space="preserve"> software.</w:t>

--- a/write_up/drafts/2_introduction/introduction_DRAFT_2.docx
+++ b/write_up/drafts/2_introduction/introduction_DRAFT_2.docx
@@ -53,24 +53,78 @@
         <w:t xml:space="preserve">(AEB) </w:t>
       </w:r>
       <w:r>
-        <w:t>constitutes the primary line of defence against inhaled allergens in healthy individuals (</w:t>
+        <w:t xml:space="preserve">constitutes the primary line of defence against inhaled allergens in healthy individuals </w:t>
+      </w:r>
+      <w:r>
+        <w:t>and is cru</w:t>
+      </w:r>
+      <w:r>
+        <w:t>c</w:t>
+      </w:r>
+      <w:r>
+        <w:t xml:space="preserve">ial </w:t>
+      </w:r>
+      <w:r>
+        <w:t xml:space="preserve">for maintaining homeostasis </w:t>
+      </w:r>
+      <w:r>
+        <w:t>(</w:t>
       </w:r>
       <w:hyperlink r:id="rId7" w:history="1">
         <w:r>
           <w:rPr>
             <w:rStyle w:val="Hyperlink"/>
           </w:rPr>
-          <w:t>https://pmc.ncbi.nlm.nih.gov/articles/PMC7118214/</w:t>
+          <w:t>https://pmc.ncbi.nlm.nih.gov/articles/PMC</w:t>
+        </w:r>
+        <w:r>
+          <w:rPr>
+            <w:rStyle w:val="Hyperlink"/>
+          </w:rPr>
+          <w:t>7</w:t>
+        </w:r>
+        <w:r>
+          <w:rPr>
+            <w:rStyle w:val="Hyperlink"/>
+          </w:rPr>
+          <w:t>118214/</w:t>
         </w:r>
       </w:hyperlink>
       <w:r>
-        <w:t>). The barrier consists of [state variety of cells] and is in consistent communication with immune cells [such as].</w:t>
-      </w:r>
-      <w:r>
-        <w:t xml:space="preserve"> </w:t>
-      </w:r>
-      <w:r>
-        <w:t>Disruptions to barrier integrity is indicated in many respiratory diseases [references].</w:t>
+        <w:t xml:space="preserve">). </w:t>
+      </w:r>
+      <w:r>
+        <w:t xml:space="preserve">It </w:t>
+      </w:r>
+      <w:r>
+        <w:t xml:space="preserve">exists predominantly as a single-layer comprising </w:t>
+      </w:r>
+      <w:r>
+        <w:t>various types of cells (e.g., epithelial, basal, goblet) which interact with a variety of immune cells</w:t>
+      </w:r>
+      <w:r>
+        <w:t xml:space="preserve"> to regulate inflammatory responses </w:t>
+      </w:r>
+      <w:r>
+        <w:t>[</w:t>
+      </w:r>
+      <w:r>
+        <w:t>https://www.sciencedirect.com/science/article/pii/S0954611125006420</w:t>
+      </w:r>
+      <w:r>
+        <w:t>].</w:t>
+      </w:r>
+      <w:r>
+        <w:t xml:space="preserve"> </w:t>
+      </w:r>
+      <w:r>
+        <w:t>Disruptions to barrier integrity is indicated in many respiratory diseases [</w:t>
+      </w:r>
+      <w:r>
+        <w:t>https://pmc.ncbi.nlm.nih.gov/articles/PMC8264588/</w:t>
+      </w:r>
+      <w:r>
+        <w:t>].</w:t>
       </w:r>
       <w:r>
         <w:t xml:space="preserve"> </w:t>
@@ -84,10 +138,10 @@
       </w:r>
       <w:proofErr w:type="spellEnd"/>
       <w:r>
-        <w:t xml:space="preserve"> (EVs) have been demonstrated to be involved in key cellular processes necessary for the maintenance of homeostasis</w:t>
-      </w:r>
-      <w:r>
-        <w:t>, including in the AEB</w:t>
+        <w:t xml:space="preserve"> (EVs) have been demonstrated to be involved in </w:t>
+      </w:r>
+      <w:r>
+        <w:t>the pathogenesis of respiratory diseases and airway remodelling</w:t>
       </w:r>
       <w:r>
         <w:t xml:space="preserve"> (</w:t>
@@ -97,26 +151,49 @@
           <w:rPr>
             <w:rStyle w:val="Hyperlink"/>
           </w:rPr>
-          <w:t>https://link.springer.com/article/10.1007/s11033-023-08624-w</w:t>
+          <w:t>https://link.springer.com/article/10.1007/s11033-0</w:t>
+        </w:r>
+        <w:r>
+          <w:rPr>
+            <w:rStyle w:val="Hyperlink"/>
+          </w:rPr>
+          <w:t>2</w:t>
+        </w:r>
+        <w:r>
+          <w:rPr>
+            <w:rStyle w:val="Hyperlink"/>
+          </w:rPr>
+          <w:t>3-08624-w</w:t>
         </w:r>
       </w:hyperlink>
       <w:r>
+        <w:t xml:space="preserve">, </w:t>
+      </w:r>
+      <w:hyperlink r:id="rId9" w:history="1">
+        <w:r>
+          <w:rPr>
+            <w:rStyle w:val="Hyperlink"/>
+          </w:rPr>
+          <w:t>https://onlinelibrary.wiley.com/doi/10.1111/cea.13562</w:t>
+        </w:r>
+      </w:hyperlink>
+      <w:r>
         <w:t>)</w:t>
       </w:r>
       <w:r>
-        <w:t xml:space="preserve"> </w:t>
-      </w:r>
-      <w:r>
-        <w:t>[references from GH’s paper]</w:t>
+        <w:t>. This suggests</w:t>
+      </w:r>
+      <w:r>
+        <w:t xml:space="preserve"> EVs</w:t>
+      </w:r>
+      <w:r>
+        <w:t xml:space="preserve"> may</w:t>
+      </w:r>
+      <w:r>
+        <w:t xml:space="preserve"> have the potential to disrupt the epithelial barrier and propagate airway inflammation</w:t>
       </w:r>
       <w:r>
         <w:t>.</w:t>
-      </w:r>
-      <w:r>
-        <w:t xml:space="preserve"> </w:t>
-      </w:r>
-      <w:r>
-        <w:t>It is thought EVs have the potential to disrupt the epithelial barrier and propagate airway inflammation [references from GH’s paper].</w:t>
       </w:r>
     </w:p>
     <w:p>
@@ -165,7 +242,7 @@
       <w:r>
         <w:tab/>
       </w:r>
-      <w:hyperlink r:id="rId9" w:history="1">
+      <w:hyperlink r:id="rId10" w:history="1">
         <w:r>
           <w:rPr>
             <w:rStyle w:val="Hyperlink"/>
@@ -179,7 +256,7 @@
       <w:r>
         <w:tab/>
       </w:r>
-      <w:hyperlink r:id="rId10" w:history="1">
+      <w:hyperlink r:id="rId11" w:history="1">
         <w:r>
           <w:rPr>
             <w:rStyle w:val="Hyperlink"/>
@@ -193,7 +270,7 @@
       <w:r>
         <w:tab/>
       </w:r>
-      <w:hyperlink r:id="rId11" w:history="1">
+      <w:hyperlink r:id="rId12" w:history="1">
         <w:r>
           <w:rPr>
             <w:rStyle w:val="Hyperlink"/>
@@ -210,7 +287,7 @@
       <w:r>
         <w:t>This cargo consists of various biomolecules including microRNAs (miRNAs), small non-coding RNAs, approximately 18-30nt, that exercise gene silencing through post-transcriptional degradation of mRNAs (</w:t>
       </w:r>
-      <w:hyperlink r:id="rId12" w:history="1">
+      <w:hyperlink r:id="rId13" w:history="1">
         <w:r>
           <w:rPr>
             <w:rStyle w:val="Hyperlink"/>
@@ -227,7 +304,7 @@
       <w:r>
         <w:t>Lung epithelial cells readily generate EVs during lung inflammation, which can be commonly triggered through allergen exposure. (</w:t>
       </w:r>
-      <w:hyperlink r:id="rId13" w:history="1">
+      <w:hyperlink r:id="rId14" w:history="1">
         <w:r>
           <w:rPr>
             <w:rStyle w:val="Hyperlink"/>
@@ -238,7 +315,7 @@
       <w:r>
         <w:t xml:space="preserve">, </w:t>
       </w:r>
-      <w:hyperlink r:id="rId14" w:history="1">
+      <w:hyperlink r:id="rId15" w:history="1">
         <w:r>
           <w:rPr>
             <w:rStyle w:val="Hyperlink"/>
@@ -250,9 +327,13 @@
         <w:t xml:space="preserve">). Common allergens include house dust mite (HDM), dog allergens and protease enzyme allergens, found in many household cleaning products. EV miRNA cargo </w:t>
       </w:r>
       <w:r>
-        <w:t>can change upon allergen exposure and between healthy individuals and respiratory disease sufferers (</w:t>
-      </w:r>
-      <w:hyperlink r:id="rId15" w:history="1">
+        <w:t xml:space="preserve">can change upon allergen exposure and between healthy individuals and respiratory disease sufferers </w:t>
+      </w:r>
+      <w:r>
+        <w:lastRenderedPageBreak/>
+        <w:t>(</w:t>
+      </w:r>
+      <w:hyperlink r:id="rId16" w:history="1">
         <w:r>
           <w:rPr>
             <w:rStyle w:val="Hyperlink"/>
@@ -263,7 +344,7 @@
       <w:r>
         <w:t xml:space="preserve">, </w:t>
       </w:r>
-      <w:hyperlink r:id="rId16" w:history="1">
+      <w:hyperlink r:id="rId17" w:history="1">
         <w:r>
           <w:rPr>
             <w:rStyle w:val="Hyperlink"/>
@@ -274,7 +355,7 @@
       <w:r>
         <w:t xml:space="preserve">, </w:t>
       </w:r>
-      <w:hyperlink r:id="rId17" w:history="1">
+      <w:hyperlink r:id="rId18" w:history="1">
         <w:r>
           <w:rPr>
             <w:rStyle w:val="Hyperlink"/>
@@ -477,7 +558,13 @@
         <w:t xml:space="preserve"> in primary human bronchial epithelial cells (HBECs), as described in [GH reference]. Subsequently, </w:t>
       </w:r>
       <w:r>
-        <w:t>the biological impact of house dust mite (HDM) and dog allergen exposures were investigated using a Calu-3 HBEC model (WB reference). In both studies, transcriptomic analysis was performed using monetised services</w:t>
+        <w:t xml:space="preserve">the biological impact of house dust mite (HDM) and dog allergen exposures were investigated using a Calu-3 HBEC model (WB reference). In both studies, transcriptomic analysis was performed using </w:t>
+      </w:r>
+      <w:r>
+        <w:t>commercial</w:t>
+      </w:r>
+      <w:r>
+        <w:t xml:space="preserve"> services</w:t>
       </w:r>
       <w:r>
         <w:t>.</w:t>
@@ -814,7 +901,7 @@
           <w:color w:val="000000"/>
           <w:lang w:eastAsia="en-GB"/>
         </w:rPr>
-        <w:t>puts forward experimental</w:t>
+        <w:t xml:space="preserve">puts forward </w:t>
       </w:r>
       <w:r>
         <w:rPr>
@@ -822,7 +909,8 @@
           <w:color w:val="000000"/>
           <w:lang w:eastAsia="en-GB"/>
         </w:rPr>
-        <w:t xml:space="preserve"> design</w:t>
+        <w:lastRenderedPageBreak/>
+        <w:t>experimental</w:t>
       </w:r>
       <w:r>
         <w:rPr>
@@ -830,7 +918,7 @@
           <w:color w:val="000000"/>
           <w:lang w:eastAsia="en-GB"/>
         </w:rPr>
-        <w:t xml:space="preserve"> </w:t>
+        <w:t xml:space="preserve"> design</w:t>
       </w:r>
       <w:r>
         <w:rPr>
@@ -838,7 +926,7 @@
           <w:color w:val="000000"/>
           <w:lang w:eastAsia="en-GB"/>
         </w:rPr>
-        <w:t>recommendations</w:t>
+        <w:t xml:space="preserve"> </w:t>
       </w:r>
       <w:r>
         <w:rPr>
@@ -846,7 +934,7 @@
           <w:color w:val="000000"/>
           <w:lang w:eastAsia="en-GB"/>
         </w:rPr>
-        <w:t xml:space="preserve"> to optimise </w:t>
+        <w:t>recommendations</w:t>
       </w:r>
       <w:r>
         <w:rPr>
@@ -854,7 +942,7 @@
           <w:color w:val="000000"/>
           <w:lang w:eastAsia="en-GB"/>
         </w:rPr>
-        <w:t xml:space="preserve">the transcriptomics component </w:t>
+        <w:t xml:space="preserve"> to optimise </w:t>
       </w:r>
       <w:r>
         <w:rPr>
@@ -862,7 +950,7 @@
           <w:color w:val="000000"/>
           <w:lang w:eastAsia="en-GB"/>
         </w:rPr>
-        <w:t>of</w:t>
+        <w:t xml:space="preserve">transcriptomics </w:t>
       </w:r>
       <w:r>
         <w:rPr>
@@ -870,7 +958,7 @@
           <w:color w:val="000000"/>
           <w:lang w:eastAsia="en-GB"/>
         </w:rPr>
-        <w:t xml:space="preserve"> </w:t>
+        <w:t>analysis</w:t>
       </w:r>
       <w:r>
         <w:rPr>
@@ -878,7 +966,7 @@
           <w:color w:val="000000"/>
           <w:lang w:eastAsia="en-GB"/>
         </w:rPr>
-        <w:t xml:space="preserve">future </w:t>
+        <w:t xml:space="preserve"> </w:t>
       </w:r>
       <w:r>
         <w:rPr>
@@ -886,7 +974,23 @@
           <w:color w:val="000000"/>
           <w:lang w:eastAsia="en-GB"/>
         </w:rPr>
-        <w:t xml:space="preserve">similar </w:t>
+        <w:t>in</w:t>
+      </w:r>
+      <w:r>
+        <w:rPr>
+          <w:rFonts w:ascii="Aptos" w:eastAsia="Times New Roman" w:hAnsi="Aptos" w:cs="Calibri"/>
+          <w:color w:val="000000"/>
+          <w:lang w:eastAsia="en-GB"/>
+        </w:rPr>
+        <w:t xml:space="preserve"> </w:t>
+      </w:r>
+      <w:r>
+        <w:rPr>
+          <w:rFonts w:ascii="Aptos" w:eastAsia="Times New Roman" w:hAnsi="Aptos" w:cs="Calibri"/>
+          <w:color w:val="000000"/>
+          <w:lang w:eastAsia="en-GB"/>
+        </w:rPr>
+        <w:t xml:space="preserve">future </w:t>
       </w:r>
       <w:r>
         <w:rPr>
